--- a/curriculos/Curriculo 015-02/microcurriculos/IX SEMESTRE/0150915_Auditoria_De_Sistemas.docx
+++ b/curriculos/Curriculo 015-02/microcurriculos/IX SEMESTRE/0150915_Auditoria_De_Sistemas.docx
@@ -3040,9 +3040,10 @@
       <w:pPr>
         <w:jc w:val="both"/>
         <w:rPr>
-          <w:sz w:val="22"/>
-          <w:szCs w:val="22"/>
+          <w:sz w:val="2"/>
+          <w:szCs w:val="2"/>
         </w:rPr>
+        <w:spacing w:before="0" w:after="0" w:line="20" w:lineRule="exact"/>
       </w:pPr>
     </w:p>
     <w:sectPr>
